--- a/testakten/starug-schutzschirm-grossbach-druckguss-erfurt/09_anfechtungsklage_friedhelm.docx
+++ b/testakten/starug-schutzschirm-grossbach-druckguss-erfurt/09_anfechtungsklage_friedhelm.docx
@@ -5,30 +5,44 @@
     <w:p>
       <w:pPr>
         <w:pStyle w:val="Heading1"/>
+        <w:spacing w:after="160" w:line="259" w:lineRule="auto"/>
       </w:pPr>
       <w:r>
         <w:rPr>
           <w:rFonts w:ascii="Times New Roman" w:hAnsi="Times New Roman"/>
+          <w:b/>
+          <w:sz w:val="28"/>
         </w:rPr>
         <w:t>09 – Insolvenzanfechtung – Gesellschafterdarlehen Friedhelm Großbach (§§ 133, 135 InsO)</w:t>
       </w:r>
     </w:p>
     <w:p>
       <w:pPr>
+        <w:spacing w:before="120" w:after="60" w:line="259" w:lineRule="auto"/>
         <w:jc w:val="left"/>
       </w:pPr>
       <w:r>
         <w:rPr>
-          <w:b/>
+          <w:rFonts w:ascii="Times New Roman" w:hAnsi="Times New Roman"/>
+          <w:b w:val="0"/>
+          <w:i w:val="0"/>
+          <w:sz w:val="22"/>
         </w:rPr>
         <w:t>Aktenzeichen:</w:t>
       </w:r>
       <w:r>
+        <w:rPr>
+          <w:rFonts w:ascii="Times New Roman" w:hAnsi="Times New Roman"/>
+          <w:b w:val="0"/>
+          <w:i w:val="0"/>
+          <w:sz w:val="22"/>
+        </w:rPr>
         <w:t xml:space="preserve"> 3 O 116/26 (LG Erfurt)</w:t>
       </w:r>
     </w:p>
     <w:p>
       <w:pPr>
+        <w:spacing w:line="259" w:lineRule="auto" w:after="60"/>
         <w:jc w:val="left"/>
       </w:pPr>
       <w:r>
@@ -43,54 +57,89 @@
     </w:p>
     <w:p>
       <w:pPr>
+        <w:spacing w:before="120" w:after="60" w:line="259" w:lineRule="auto"/>
         <w:jc w:val="left"/>
       </w:pPr>
       <w:r>
         <w:rPr>
+          <w:rFonts w:ascii="Times New Roman" w:hAnsi="Times New Roman"/>
           <w:b/>
+          <w:sz w:val="22"/>
         </w:rPr>
         <w:t>Beklagter:</w:t>
       </w:r>
       <w:r>
+        <w:rPr>
+          <w:rFonts w:ascii="Times New Roman" w:hAnsi="Times New Roman"/>
+          <w:b/>
+          <w:sz w:val="22"/>
+        </w:rPr>
         <w:t xml:space="preserve"> Friedhelm Großbach, geb. 14.03.1962, Buchenweg 7, 99094 Erfurt</w:t>
       </w:r>
     </w:p>
     <w:p>
       <w:pPr>
+        <w:spacing w:before="120" w:after="60" w:line="259" w:lineRule="auto"/>
         <w:jc w:val="left"/>
       </w:pPr>
       <w:r>
         <w:rPr>
-          <w:b/>
+          <w:rFonts w:ascii="Times New Roman" w:hAnsi="Times New Roman"/>
+          <w:b w:val="0"/>
+          <w:i w:val="0"/>
+          <w:sz w:val="22"/>
         </w:rPr>
         <w:t>Bearbeiter:</w:t>
       </w:r>
       <w:r>
+        <w:rPr>
+          <w:rFonts w:ascii="Times New Roman" w:hAnsi="Times New Roman"/>
+          <w:b w:val="0"/>
+          <w:i w:val="0"/>
+          <w:sz w:val="22"/>
+        </w:rPr>
         <w:t xml:space="preserve"> RA Dr. Maximilian Drosselberg (Prüfungsvermerk)</w:t>
       </w:r>
     </w:p>
     <w:p>
       <w:pPr>
+        <w:spacing w:before="120" w:after="60" w:line="259" w:lineRule="auto"/>
         <w:jc w:val="left"/>
       </w:pPr>
       <w:r>
         <w:rPr>
-          <w:b/>
+          <w:rFonts w:ascii="Times New Roman" w:hAnsi="Times New Roman"/>
+          <w:b w:val="0"/>
+          <w:i w:val="0"/>
+          <w:sz w:val="22"/>
         </w:rPr>
         <w:t>Datum:</w:t>
       </w:r>
       <w:r>
+        <w:rPr>
+          <w:rFonts w:ascii="Times New Roman" w:hAnsi="Times New Roman"/>
+          <w:b w:val="0"/>
+          <w:i w:val="0"/>
+          <w:sz w:val="22"/>
+        </w:rPr>
         <w:t xml:space="preserve"> 18. Mai 2026</w:t>
       </w:r>
     </w:p>
-    <w:p/>
+    <w:p>
+      <w:pPr>
+        <w:spacing w:line="259" w:lineRule="auto" w:after="60"/>
+      </w:pPr>
+    </w:p>
     <w:p>
       <w:pPr>
         <w:pStyle w:val="Heading2"/>
+        <w:spacing w:before="120" w:after="60" w:line="259" w:lineRule="auto"/>
       </w:pPr>
       <w:r>
         <w:rPr>
           <w:rFonts w:ascii="Times New Roman" w:hAnsi="Times New Roman"/>
+          <w:b/>
+          <w:sz w:val="22"/>
         </w:rPr>
         <w:t>1. Sachverhalt</w:t>
       </w:r>
@@ -98,6 +147,7 @@
     <w:p>
       <w:pPr>
         <w:pStyle w:val="Heading3"/>
+        <w:spacing w:line="259" w:lineRule="auto" w:after="60"/>
       </w:pPr>
       <w:r>
         <w:rPr>
@@ -108,6 +158,7 @@
     </w:p>
     <w:p>
       <w:pPr>
+        <w:spacing w:line="259" w:lineRule="auto" w:after="60"/>
         <w:jc w:val="left"/>
       </w:pPr>
       <w:r>
@@ -116,6 +167,7 @@
     </w:p>
     <w:p>
       <w:pPr>
+        <w:spacing w:line="259" w:lineRule="auto" w:after="60"/>
         <w:jc w:val="left"/>
       </w:pPr>
       <w:r>
@@ -124,6 +176,7 @@
     </w:p>
     <w:p>
       <w:pPr>
+        <w:spacing w:line="259" w:lineRule="auto" w:after="60"/>
         <w:jc w:val="left"/>
       </w:pPr>
       <w:r>
@@ -133,6 +186,7 @@
     <w:p>
       <w:pPr>
         <w:pStyle w:val="Heading3"/>
+        <w:spacing w:line="259" w:lineRule="auto" w:after="60"/>
       </w:pPr>
       <w:r>
         <w:rPr>
@@ -143,6 +197,7 @@
     </w:p>
     <w:p>
       <w:pPr>
+        <w:spacing w:line="259" w:lineRule="auto" w:after="60"/>
         <w:jc w:val="left"/>
       </w:pPr>
       <w:r>
@@ -160,6 +215,7 @@
     </w:p>
     <w:p>
       <w:pPr>
+        <w:spacing w:line="259" w:lineRule="auto" w:after="60"/>
         <w:jc w:val="left"/>
       </w:pPr>
       <w:r>
@@ -174,6 +230,7 @@
     </w:p>
     <w:p>
       <w:pPr>
+        <w:spacing w:line="259" w:lineRule="auto" w:after="60"/>
         <w:jc w:val="left"/>
       </w:pPr>
       <w:r>
@@ -182,6 +239,7 @@
     </w:p>
     <w:p>
       <w:pPr>
+        <w:spacing w:line="259" w:lineRule="auto" w:after="60"/>
         <w:jc w:val="left"/>
       </w:pPr>
       <w:r>
@@ -191,6 +249,7 @@
     <w:p>
       <w:pPr>
         <w:pStyle w:val="Heading3"/>
+        <w:spacing w:line="259" w:lineRule="auto" w:after="60"/>
       </w:pPr>
       <w:r>
         <w:rPr>
@@ -202,6 +261,7 @@
     <w:p>
       <w:pPr>
         <w:pStyle w:val="ListBullet"/>
+        <w:spacing w:line="259" w:lineRule="auto" w:after="60"/>
       </w:pPr>
       <w:r>
         <w:rPr>
@@ -216,6 +276,7 @@
     <w:p>
       <w:pPr>
         <w:pStyle w:val="ListBullet"/>
+        <w:spacing w:line="259" w:lineRule="auto" w:after="60"/>
       </w:pPr>
       <w:r>
         <w:rPr>
@@ -230,6 +291,7 @@
     <w:p>
       <w:pPr>
         <w:pStyle w:val="ListBullet"/>
+        <w:spacing w:line="259" w:lineRule="auto" w:after="60"/>
       </w:pPr>
       <w:r>
         <w:rPr>
@@ -244,6 +306,7 @@
     <w:p>
       <w:pPr>
         <w:pStyle w:val="ListBullet"/>
+        <w:spacing w:line="259" w:lineRule="auto" w:after="60"/>
       </w:pPr>
       <w:r>
         <w:rPr>
@@ -257,6 +320,7 @@
     </w:p>
     <w:p>
       <w:pPr>
+        <w:spacing w:line="259" w:lineRule="auto" w:after="60"/>
         <w:jc w:val="left"/>
       </w:pPr>
       <w:r>
@@ -265,16 +329,22 @@
     </w:p>
     <w:p>
       <w:pPr>
+        <w:spacing w:line="259" w:lineRule="auto" w:after="60"/>
         <w:jc w:val="left"/>
       </w:pPr>
       <w:r>
         <w:t>keine förmliche Insolvenzantragspflicht bestand?</w:t>
       </w:r>
     </w:p>
-    <w:p/>
+    <w:p>
+      <w:pPr>
+        <w:spacing w:line="259" w:lineRule="auto" w:after="60"/>
+      </w:pPr>
+    </w:p>
     <w:p>
       <w:pPr>
         <w:pStyle w:val="Heading2"/>
+        <w:spacing w:line="259" w:lineRule="auto" w:after="60"/>
       </w:pPr>
       <w:r>
         <w:rPr>
@@ -286,6 +356,7 @@
     <w:p>
       <w:pPr>
         <w:pStyle w:val="Heading3"/>
+        <w:spacing w:line="259" w:lineRule="auto" w:after="60"/>
       </w:pPr>
       <w:r>
         <w:rPr>
@@ -296,6 +367,7 @@
     </w:p>
     <w:p>
       <w:pPr>
+        <w:spacing w:line="259" w:lineRule="auto" w:after="60"/>
         <w:jc w:val="left"/>
       </w:pPr>
       <w:r>
@@ -304,6 +376,7 @@
     </w:p>
     <w:p>
       <w:pPr>
+        <w:spacing w:line="259" w:lineRule="auto" w:after="60"/>
         <w:jc w:val="left"/>
       </w:pPr>
       <w:r>
@@ -321,6 +394,7 @@
     </w:p>
     <w:p>
       <w:pPr>
+        <w:spacing w:line="259" w:lineRule="auto" w:after="60"/>
         <w:jc w:val="left"/>
       </w:pPr>
       <w:r>
@@ -333,6 +407,7 @@
     <w:p>
       <w:pPr>
         <w:pStyle w:val="ListBullet"/>
+        <w:spacing w:line="259" w:lineRule="auto" w:after="60"/>
       </w:pPr>
       <w:r>
         <w:t>Insolvenzantrag: 05.05.2026 (Schutzschirmantrag)</w:t>
@@ -341,6 +416,7 @@
     <w:p>
       <w:pPr>
         <w:pStyle w:val="ListBullet"/>
+        <w:spacing w:line="259" w:lineRule="auto" w:after="60"/>
       </w:pPr>
       <w:r>
         <w:t>Rückzahlung: 18.01.2026</w:t>
@@ -349,6 +425,7 @@
     <w:p>
       <w:pPr>
         <w:pStyle w:val="ListBullet"/>
+        <w:spacing w:line="259" w:lineRule="auto" w:after="60"/>
       </w:pPr>
       <w:r>
         <w:t xml:space="preserve">Zeitraum: 107 Tage vor Antrag → </w:t>
@@ -363,6 +440,7 @@
     <w:p>
       <w:pPr>
         <w:pStyle w:val="ListBullet"/>
+        <w:spacing w:line="259" w:lineRule="auto" w:after="60"/>
       </w:pPr>
       <w:r>
         <w:t>Gesellschafterstellung Friedhelm Großbach: Kommanditist der KG → JA, Gesellschafter</w:t>
@@ -371,6 +449,7 @@
     <w:p>
       <w:pPr>
         <w:pStyle w:val="ListBullet"/>
+        <w:spacing w:line="259" w:lineRule="auto" w:after="60"/>
       </w:pPr>
       <w:r>
         <w:t>Art der Handlung: Rückzahlung Darlehen → Befriedigung einer Darlehens-Forderung</w:t>
@@ -378,6 +457,7 @@
     </w:p>
     <w:p>
       <w:pPr>
+        <w:spacing w:line="259" w:lineRule="auto" w:after="60"/>
         <w:jc w:val="left"/>
       </w:pPr>
       <w:r>
@@ -392,6 +472,7 @@
     </w:p>
     <w:p>
       <w:pPr>
+        <w:spacing w:line="259" w:lineRule="auto" w:after="60"/>
         <w:jc w:val="left"/>
       </w:pPr>
       <w:r>
@@ -409,6 +490,7 @@
     </w:p>
     <w:p>
       <w:pPr>
+        <w:spacing w:line="259" w:lineRule="auto" w:after="60"/>
         <w:jc w:val="left"/>
       </w:pPr>
       <w:r>
@@ -417,6 +499,7 @@
     </w:p>
     <w:p>
       <w:pPr>
+        <w:spacing w:line="259" w:lineRule="auto" w:after="60"/>
         <w:jc w:val="left"/>
       </w:pPr>
       <w:r>
@@ -425,6 +508,7 @@
     </w:p>
     <w:p>
       <w:pPr>
+        <w:spacing w:line="259" w:lineRule="auto" w:after="60"/>
         <w:jc w:val="left"/>
       </w:pPr>
       <w:r>
@@ -433,6 +517,7 @@
     </w:p>
     <w:p>
       <w:pPr>
+        <w:spacing w:line="259" w:lineRule="auto" w:after="60"/>
         <w:jc w:val="left"/>
       </w:pPr>
       <w:r>
@@ -442,6 +527,7 @@
     <w:p>
       <w:pPr>
         <w:pStyle w:val="Heading3"/>
+        <w:spacing w:line="259" w:lineRule="auto" w:after="60"/>
       </w:pPr>
       <w:r>
         <w:rPr>
@@ -452,6 +538,7 @@
     </w:p>
     <w:p>
       <w:pPr>
+        <w:spacing w:line="259" w:lineRule="auto" w:after="60"/>
         <w:jc w:val="left"/>
       </w:pPr>
       <w:r>
@@ -466,6 +553,7 @@
     </w:p>
     <w:p>
       <w:pPr>
+        <w:spacing w:line="259" w:lineRule="auto" w:after="60"/>
         <w:jc w:val="left"/>
       </w:pPr>
       <w:r>
@@ -474,6 +562,7 @@
     </w:p>
     <w:p>
       <w:pPr>
+        <w:spacing w:line="259" w:lineRule="auto" w:after="60"/>
         <w:jc w:val="left"/>
       </w:pPr>
       <w:r>
@@ -482,6 +571,7 @@
     </w:p>
     <w:p>
       <w:pPr>
+        <w:spacing w:line="259" w:lineRule="auto" w:after="60"/>
         <w:jc w:val="left"/>
       </w:pPr>
       <w:r>
@@ -493,6 +583,7 @@
     </w:p>
     <w:p>
       <w:pPr>
+        <w:spacing w:line="259" w:lineRule="auto" w:after="60"/>
         <w:jc w:val="left"/>
       </w:pPr>
       <w:r>
@@ -504,6 +595,7 @@
     </w:p>
     <w:p>
       <w:pPr>
+        <w:spacing w:line="259" w:lineRule="auto" w:after="60"/>
         <w:jc w:val="left"/>
       </w:pPr>
       <w:r>
@@ -512,6 +604,7 @@
     </w:p>
     <w:p>
       <w:pPr>
+        <w:spacing w:line="259" w:lineRule="auto" w:after="60"/>
         <w:jc w:val="left"/>
       </w:pPr>
       <w:r>
@@ -520,6 +613,7 @@
     </w:p>
     <w:p>
       <w:pPr>
+        <w:spacing w:line="259" w:lineRule="auto" w:after="60"/>
         <w:jc w:val="left"/>
       </w:pPr>
       <w:r>
@@ -528,6 +622,7 @@
     </w:p>
     <w:p>
       <w:pPr>
+        <w:spacing w:line="259" w:lineRule="auto" w:after="60"/>
         <w:jc w:val="left"/>
       </w:pPr>
       <w:r>
@@ -536,6 +631,7 @@
     </w:p>
     <w:p>
       <w:pPr>
+        <w:spacing w:line="259" w:lineRule="auto" w:after="60"/>
         <w:jc w:val="left"/>
       </w:pPr>
       <w:r>
@@ -544,6 +640,7 @@
     </w:p>
     <w:p>
       <w:pPr>
+        <w:spacing w:line="259" w:lineRule="auto" w:after="60"/>
         <w:jc w:val="left"/>
       </w:pPr>
       <w:r>
@@ -553,6 +650,7 @@
     <w:p>
       <w:pPr>
         <w:pStyle w:val="ListBullet"/>
+        <w:spacing w:line="259" w:lineRule="auto" w:after="60"/>
       </w:pPr>
       <w:r>
         <w:t>Die KG wies im Januar 2026 bereits erhebliche Liquiditätsprobleme auf (BWA Januar 2026:</w:t>
@@ -560,6 +658,7 @@
     </w:p>
     <w:p>
       <w:pPr>
+        <w:spacing w:line="259" w:lineRule="auto" w:after="60"/>
         <w:jc w:val="left"/>
       </w:pPr>
       <w:r>
@@ -569,6 +668,7 @@
     <w:p>
       <w:pPr>
         <w:pStyle w:val="ListBullet"/>
+        <w:spacing w:line="259" w:lineRule="auto" w:after="60"/>
       </w:pPr>
       <w:r>
         <w:t>Geschäftsführer kannten die angespannte Finanzlage</w:t>
@@ -577,6 +677,7 @@
     <w:p>
       <w:pPr>
         <w:pStyle w:val="ListBullet"/>
+        <w:spacing w:line="259" w:lineRule="auto" w:after="60"/>
       </w:pPr>
       <w:r>
         <w:t>Die Rückzahlung erfolgte ohne externe Veranlassung (keine Kündigung des Darlehens durch Großbach)</w:t>
@@ -585,6 +686,7 @@
     <w:p>
       <w:pPr>
         <w:pStyle w:val="ListBullet"/>
+        <w:spacing w:line="259" w:lineRule="auto" w:after="60"/>
       </w:pPr>
       <w:r>
         <w:t>Der Betrag von 380.000 EUR machte ca. 86 % der verfügbaren KK-Linie zum damaligen Zeitpunkt aus</w:t>
@@ -592,6 +694,7 @@
     </w:p>
     <w:p>
       <w:pPr>
+        <w:spacing w:line="259" w:lineRule="auto" w:after="60"/>
         <w:jc w:val="left"/>
       </w:pPr>
       <w:r>
@@ -600,6 +703,7 @@
     </w:p>
     <w:p>
       <w:pPr>
+        <w:spacing w:line="259" w:lineRule="auto" w:after="60"/>
         <w:jc w:val="left"/>
       </w:pPr>
       <w:r>
@@ -608,6 +712,7 @@
     </w:p>
     <w:p>
       <w:pPr>
+        <w:spacing w:line="259" w:lineRule="auto" w:after="60"/>
         <w:jc w:val="left"/>
       </w:pPr>
       <w:r>
@@ -616,6 +721,7 @@
     </w:p>
     <w:p>
       <w:pPr>
+        <w:spacing w:line="259" w:lineRule="auto" w:after="60"/>
         <w:jc w:val="left"/>
       </w:pPr>
       <w:r>
@@ -624,6 +730,7 @@
     </w:p>
     <w:p>
       <w:pPr>
+        <w:spacing w:line="259" w:lineRule="auto" w:after="60"/>
         <w:jc w:val="left"/>
       </w:pPr>
       <w:r>
@@ -632,6 +739,7 @@
     </w:p>
     <w:p>
       <w:pPr>
+        <w:spacing w:line="259" w:lineRule="auto" w:after="60"/>
         <w:jc w:val="left"/>
       </w:pPr>
       <w:r>
@@ -643,6 +751,7 @@
     </w:p>
     <w:p>
       <w:pPr>
+        <w:spacing w:line="259" w:lineRule="auto" w:after="60"/>
         <w:jc w:val="left"/>
       </w:pPr>
       <w:r>
@@ -651,6 +760,7 @@
     </w:p>
     <w:p>
       <w:pPr>
+        <w:spacing w:line="259" w:lineRule="auto" w:after="60"/>
         <w:jc w:val="left"/>
       </w:pPr>
       <w:r>
@@ -659,6 +769,7 @@
     </w:p>
     <w:p>
       <w:pPr>
+        <w:spacing w:line="259" w:lineRule="auto" w:after="60"/>
         <w:jc w:val="left"/>
       </w:pPr>
       <w:r>
@@ -667,6 +778,7 @@
     </w:p>
     <w:p>
       <w:pPr>
+        <w:spacing w:line="259" w:lineRule="auto" w:after="60"/>
         <w:jc w:val="left"/>
       </w:pPr>
       <w:r>
@@ -675,6 +787,7 @@
     </w:p>
     <w:p>
       <w:pPr>
+        <w:spacing w:line="259" w:lineRule="auto" w:after="60"/>
         <w:jc w:val="left"/>
       </w:pPr>
       <w:r>
@@ -683,6 +796,7 @@
     </w:p>
     <w:p>
       <w:pPr>
+        <w:spacing w:line="259" w:lineRule="auto" w:after="60"/>
         <w:jc w:val="left"/>
       </w:pPr>
       <w:r>
@@ -697,6 +811,7 @@
     </w:p>
     <w:p>
       <w:pPr>
+        <w:spacing w:line="259" w:lineRule="auto" w:after="60"/>
         <w:jc w:val="left"/>
       </w:pPr>
       <w:r>
@@ -705,16 +820,22 @@
     </w:p>
     <w:p>
       <w:pPr>
+        <w:spacing w:line="259" w:lineRule="auto" w:after="60"/>
         <w:jc w:val="left"/>
       </w:pPr>
       <w:r>
         <w:t>Anfechtungsklage Erfolg hätte.</w:t>
       </w:r>
     </w:p>
-    <w:p/>
+    <w:p>
+      <w:pPr>
+        <w:spacing w:line="259" w:lineRule="auto" w:after="60"/>
+      </w:pPr>
+    </w:p>
     <w:p>
       <w:pPr>
         <w:pStyle w:val="Heading2"/>
+        <w:spacing w:line="259" w:lineRule="auto" w:after="60"/>
       </w:pPr>
       <w:r>
         <w:rPr>
@@ -916,10 +1037,15 @@
         </w:tc>
       </w:tr>
     </w:tbl>
-    <w:p/>
+    <w:p>
+      <w:pPr>
+        <w:spacing w:line="259" w:lineRule="auto" w:after="60"/>
+      </w:pPr>
+    </w:p>
     <w:p>
       <w:pPr>
         <w:pStyle w:val="Heading2"/>
+        <w:spacing w:line="259" w:lineRule="auto" w:after="60"/>
       </w:pPr>
       <w:r>
         <w:rPr>
@@ -931,6 +1057,7 @@
     <w:p>
       <w:pPr>
         <w:pStyle w:val="Heading3"/>
+        <w:spacing w:line="259" w:lineRule="auto" w:after="60"/>
       </w:pPr>
       <w:r>
         <w:rPr>
@@ -941,6 +1068,7 @@
     </w:p>
     <w:p>
       <w:pPr>
+        <w:spacing w:line="259" w:lineRule="auto" w:after="60"/>
         <w:jc w:val="left"/>
       </w:pPr>
       <w:r>
@@ -949,6 +1077,7 @@
     </w:p>
     <w:p>
       <w:pPr>
+        <w:spacing w:line="259" w:lineRule="auto" w:after="60"/>
         <w:jc w:val="left"/>
       </w:pPr>
       <w:r>
@@ -957,6 +1086,7 @@
     </w:p>
     <w:p>
       <w:pPr>
+        <w:spacing w:line="259" w:lineRule="auto" w:after="60"/>
         <w:jc w:val="left"/>
       </w:pPr>
       <w:r>
@@ -965,6 +1095,7 @@
     </w:p>
     <w:p>
       <w:pPr>
+        <w:spacing w:line="259" w:lineRule="auto" w:after="60"/>
         <w:jc w:val="left"/>
       </w:pPr>
       <w:r>
@@ -973,6 +1104,7 @@
     </w:p>
     <w:p>
       <w:pPr>
+        <w:spacing w:line="259" w:lineRule="auto" w:after="60"/>
         <w:jc w:val="left"/>
       </w:pPr>
       <w:r>
@@ -981,6 +1113,7 @@
     </w:p>
     <w:p>
       <w:pPr>
+        <w:spacing w:line="259" w:lineRule="auto" w:after="60"/>
         <w:jc w:val="left"/>
       </w:pPr>
       <w:r>
@@ -989,6 +1122,7 @@
     </w:p>
     <w:p>
       <w:pPr>
+        <w:spacing w:line="259" w:lineRule="auto" w:after="60"/>
         <w:jc w:val="left"/>
       </w:pPr>
       <w:r>
@@ -998,6 +1132,7 @@
     <w:p>
       <w:pPr>
         <w:pStyle w:val="Heading3"/>
+        <w:spacing w:line="259" w:lineRule="auto" w:after="60"/>
       </w:pPr>
       <w:r>
         <w:rPr>
@@ -1008,6 +1143,7 @@
     </w:p>
     <w:p>
       <w:pPr>
+        <w:spacing w:line="259" w:lineRule="auto" w:after="60"/>
         <w:jc w:val="left"/>
       </w:pPr>
       <w:r>
@@ -1016,6 +1152,7 @@
     </w:p>
     <w:p>
       <w:pPr>
+        <w:spacing w:line="259" w:lineRule="auto" w:after="60"/>
         <w:jc w:val="left"/>
       </w:pPr>
       <w:r>
@@ -1024,6 +1161,7 @@
     </w:p>
     <w:p>
       <w:pPr>
+        <w:spacing w:line="259" w:lineRule="auto" w:after="60"/>
         <w:jc w:val="left"/>
       </w:pPr>
       <w:r>
@@ -1032,15 +1170,21 @@
     </w:p>
     <w:p>
       <w:pPr>
+        <w:spacing w:line="259" w:lineRule="auto" w:after="60"/>
         <w:jc w:val="left"/>
       </w:pPr>
       <w:r>
         <w:t>Streitwert: 403.750 EUR → Zuständigkeit LG Erfurt (§ 71 GVG, Streitwert &gt; 5.000 EUR)</w:t>
       </w:r>
     </w:p>
-    <w:p/>
     <w:p>
       <w:pPr>
+        <w:spacing w:line="259" w:lineRule="auto" w:after="60"/>
+      </w:pPr>
+    </w:p>
+    <w:p>
+      <w:pPr>
+        <w:spacing w:line="259" w:lineRule="auto" w:after="60"/>
         <w:jc w:val="left"/>
       </w:pPr>
       <w:r>
@@ -1052,6 +1196,7 @@
     </w:p>
     <w:p>
       <w:pPr>
+        <w:spacing w:line="259" w:lineRule="auto" w:after="60"/>
         <w:jc w:val="left"/>
       </w:pPr>
       <w:r>
@@ -1063,6 +1208,7 @@
     </w:p>
     <w:p>
       <w:pPr>
+        <w:spacing w:line="259" w:lineRule="auto" w:after="60"/>
         <w:jc w:val="left"/>
       </w:pPr>
       <w:r>
@@ -1073,13 +1219,58 @@
       </w:r>
     </w:p>
     <w:sectPr>
+      <w:headerReference w:type="default" r:id="rId9"/>
+      <w:footerReference w:type="default" r:id="rId10"/>
       <w:pgSz w:w="11906" w:h="16838"/>
-      <w:pgMar w:top="1417" w:right="1417" w:bottom="1417" w:left="1417" w:header="720" w:footer="720" w:gutter="0"/>
+      <w:pgMar w:top="1191" w:right="1247" w:bottom="1134" w:left="1361" w:header="720" w:footer="720" w:gutter="0"/>
       <w:cols w:space="720"/>
       <w:docGrid w:linePitch="360"/>
     </w:sectPr>
   </w:body>
 </w:document>
+</file>
+
+<file path=word/footer1.xml><?xml version="1.0" encoding="utf-8"?>
+<w:ftr xmlns:m="http://schemas.openxmlformats.org/officeDocument/2006/math" xmlns:mc="http://schemas.openxmlformats.org/markup-compatibility/2006" xmlns:mo="http://schemas.microsoft.com/office/mac/office/2008/main" xmlns:mv="urn:schemas-microsoft-com:mac:vml" xmlns:o="urn:schemas-microsoft-com:office:office" xmlns:r="http://schemas.openxmlformats.org/officeDocument/2006/relationships" xmlns:v="urn:schemas-microsoft-com:vml" xmlns:w10="urn:schemas-microsoft-com:office:word" xmlns:w14="http://schemas.microsoft.com/office/word/2010/wordml" xmlns:w="http://schemas.openxmlformats.org/wordprocessingml/2006/main" xmlns:wne="http://schemas.microsoft.com/office/word/2006/wordml" xmlns:wp14="http://schemas.microsoft.com/office/word/2010/wordprocessingDrawing" xmlns:wp="http://schemas.openxmlformats.org/drawingml/2006/wordprocessingDrawing" xmlns:wpc="http://schemas.microsoft.com/office/word/2010/wordprocessingCanvas" xmlns:wpg="http://schemas.microsoft.com/office/word/2010/wordprocessingGroup" xmlns:wpi="http://schemas.microsoft.com/office/word/2010/wordprocessingInk" xmlns:wps="http://schemas.microsoft.com/office/word/2010/wordprocessingShape" mc:Ignorable="w14 wp14">
+  <w:p>
+    <w:pPr>
+      <w:pStyle w:val="Footer"/>
+      <w:jc w:val="left"/>
+    </w:pPr>
+    <w:r/>
+    <w:r>
+      <w:rPr>
+        <w:rFonts w:ascii="Times New Roman" w:hAnsi="Times New Roman"/>
+        <w:b w:val="0"/>
+        <w:color w:val="777777"/>
+        <w:sz w:val="17"/>
+      </w:rPr>
+      <w:t>Vertraulich | Bearbeitungsstand Juli 2026 | nur zur Aktenbearbeitung</w:t>
+    </w:r>
+  </w:p>
+</w:ftr>
+</file>
+
+<file path=word/header1.xml><?xml version="1.0" encoding="utf-8"?>
+<w:hdr xmlns:m="http://schemas.openxmlformats.org/officeDocument/2006/math" xmlns:mc="http://schemas.openxmlformats.org/markup-compatibility/2006" xmlns:mo="http://schemas.microsoft.com/office/mac/office/2008/main" xmlns:mv="urn:schemas-microsoft-com:mac:vml" xmlns:o="urn:schemas-microsoft-com:office:office" xmlns:r="http://schemas.openxmlformats.org/officeDocument/2006/relationships" xmlns:v="urn:schemas-microsoft-com:vml" xmlns:w10="urn:schemas-microsoft-com:office:word" xmlns:w14="http://schemas.microsoft.com/office/word/2010/wordml" xmlns:w="http://schemas.openxmlformats.org/wordprocessingml/2006/main" xmlns:wne="http://schemas.microsoft.com/office/word/2006/wordml" xmlns:wp14="http://schemas.microsoft.com/office/word/2010/wordprocessingDrawing" xmlns:wp="http://schemas.openxmlformats.org/drawingml/2006/wordprocessingDrawing" xmlns:wpc="http://schemas.microsoft.com/office/word/2010/wordprocessingCanvas" xmlns:wpg="http://schemas.microsoft.com/office/word/2010/wordprocessingGroup" xmlns:wpi="http://schemas.microsoft.com/office/word/2010/wordprocessingInk" xmlns:wps="http://schemas.microsoft.com/office/word/2010/wordprocessingShape" mc:Ignorable="w14 wp14">
+  <w:p>
+    <w:pPr>
+      <w:pStyle w:val="Header"/>
+      <w:jc w:val="left"/>
+    </w:pPr>
+    <w:r/>
+    <w:r>
+      <w:rPr>
+        <w:rFonts w:ascii="Times New Roman" w:hAnsi="Times New Roman"/>
+        <w:b w:val="0"/>
+        <w:i w:val="0"/>
+        <w:color w:val="666666"/>
+        <w:sz w:val="17"/>
+      </w:rPr>
+      <w:t>Lindenhof und Partner mbB | Insolvenz- und Restrukturierungsakte | Bearbeitungsstand Juli 2026</w:t>
+    </w:r>
+  </w:p>
+</w:hdr>
 </file>
 
 <file path=word/numbering.xml><?xml version="1.0" encoding="utf-8"?>
@@ -1796,11 +1987,12 @@
       <w:contextualSpacing/>
     </w:pPr>
     <w:rPr>
-      <w:rFonts w:asciiTheme="majorHAnsi" w:eastAsiaTheme="majorEastAsia" w:hAnsiTheme="majorHAnsi" w:cstheme="majorBidi"/>
+      <w:rFonts w:asciiTheme="majorHAnsi" w:eastAsiaTheme="majorEastAsia" w:hAnsiTheme="majorHAnsi" w:cstheme="majorBidi" w:ascii="Times New Roman" w:hAnsi="Times New Roman"/>
+      <w:b/>
       <w:color w:val="17365D" w:themeColor="text2" w:themeShade="BF"/>
       <w:spacing w:val="5"/>
       <w:kern w:val="28"/>
-      <w:sz w:val="52"/>
+      <w:sz w:val="30"/>
       <w:szCs w:val="52"/>
     </w:rPr>
   </w:style>
